--- a/packages/document-engine/templates/fire/1.5_fire_decision_seasons.docx
+++ b/packages/document-engine/templates/fire/1.5_fire_decision_seasons.docx
@@ -1211,7 +1211,7 @@
         <w:pStyle w:val="Normal"/>
         <w:keepNext w:val="false"/>
         <w:widowControl/>
-        <w:spacing w:before="0" w:after="480"/>
+        <w:spacing w:before="0" w:after="120"/>
         <w:ind w:hanging="0" w:left="0" w:right="0"/>
         <w:jc w:val="center"/>
         <w:rPr>
@@ -2342,7 +2342,7 @@
         <w:ind w:left="720" w:hanging="360"/>
       </w:pPr>
       <w:rPr>
-        <w:rFonts w:ascii="Times New Roman" w:hAnsi="Times New Roman" w:cs="Times New Roman" w:hint="default"/>
+        <w:rFonts w:ascii="Arial" w:hAnsi="Arial" w:cs="Arial" w:hint="default"/>
       </w:rPr>
     </w:lvl>
     <w:lvl w:ilvl="1">

--- a/packages/document-engine/templates/fire/1.5_fire_decision_seasons.docx
+++ b/packages/document-engine/templates/fire/1.5_fire_decision_seasons.docx
@@ -707,7 +707,7 @@
           <w:ilvl w:val="0"/>
           <w:numId w:val="5"/>
         </w:numPr>
-        <w:spacing w:before="120" w:after="60"/>
+        <w:spacing w:before="120" w:after="120"/>
         <w:ind w:hanging="0" w:left="0" w:right="0"/>
         <w:jc w:val="left"/>
         <w:rPr>
@@ -1021,7 +1021,7 @@
           <w:tab w:val="clear" w:pos="720"/>
           <w:tab w:val="left" w:pos="900" w:leader="none"/>
         </w:tabs>
-        <w:spacing w:before="0" w:after="120"/>
+        <w:spacing w:before="0" w:after="60"/>
         <w:ind w:hanging="0"/>
         <w:jc w:val="left"/>
         <w:rPr>
@@ -2333,7 +2333,7 @@
     <w:lvl w:ilvl="0">
       <w:start w:val="19"/>
       <w:numFmt w:val="bullet"/>
-      <w:lvlText w:val="-"/>
+      <w:lvlText w:val="–"/>
       <w:lvlJc w:val="left"/>
       <w:pPr>
         <w:tabs>

--- a/packages/document-engine/templates/fire/1.5_fire_decision_seasons.docx
+++ b/packages/document-engine/templates/fire/1.5_fire_decision_seasons.docx
@@ -124,19 +124,19 @@
           <w:szCs w:val="20"/>
           <w:lang w:val="ro-RO"/>
         </w:rPr>
-        <w:t>2006 – Art. 19 lit. a) și ale OMAI 163/2007 – A</w:t>
-      </w:r>
-      <w:r>
-        <w:rPr>
-          <w:rFonts w:eastAsia="Arial" w:cs="Arial" w:ascii="Arial" w:hAnsi="Arial"/>
-          <w:color w:val="auto"/>
-          <w:spacing w:val="0"/>
-          <w:w w:val="100"/>
-          <w:sz w:val="20"/>
-          <w:szCs w:val="20"/>
-          <w:lang w:val="ro-RO"/>
-        </w:rPr>
-        <w:t>rt. 17 lit. j), Art. 95 și Art. 96, {{client.representa</w:t>
+        <w:t>2006 – art. 19 lit. a) și ale OMAI 163/2007 – a</w:t>
+      </w:r>
+      <w:r>
+        <w:rPr>
+          <w:rFonts w:eastAsia="Arial" w:cs="Arial" w:ascii="Arial" w:hAnsi="Arial"/>
+          <w:color w:val="auto"/>
+          <w:spacing w:val="0"/>
+          <w:w w:val="100"/>
+          <w:sz w:val="20"/>
+          <w:szCs w:val="20"/>
+          <w:lang w:val="ro-RO"/>
+        </w:rPr>
+        <w:t>rt. 17 lit. j), art. 95 și art. 96, {{client.representa</w:t>
       </w:r>
       <w:r>
         <w:rPr>
@@ -160,43 +160,43 @@
           <w:szCs w:val="20"/>
           <w:lang w:val="ro-RO"/>
         </w:rPr>
-        <w:t>e}}, în calitate de {{cl</w:t>
-      </w:r>
-      <w:r>
-        <w:rPr>
-          <w:rFonts w:eastAsia="Arial" w:cs="Arial" w:ascii="Arial" w:hAnsi="Arial"/>
-          <w:color w:val="auto"/>
-          <w:spacing w:val="0"/>
-          <w:w w:val="100"/>
-          <w:sz w:val="20"/>
-          <w:szCs w:val="20"/>
-          <w:lang w:val="ro-RO"/>
-        </w:rPr>
-        <w:t>ient.representa</w:t>
-      </w:r>
-      <w:r>
-        <w:rPr>
-          <w:rFonts w:eastAsia="Arial" w:cs="Arial" w:ascii="Arial" w:hAnsi="Arial"/>
-          <w:color w:val="auto"/>
-          <w:spacing w:val="0"/>
-          <w:w w:val="100"/>
-          <w:sz w:val="20"/>
-          <w:szCs w:val="20"/>
-          <w:lang w:val="ro-RO"/>
-        </w:rPr>
-        <w:t>tiveRole}} în</w:t>
-      </w:r>
-      <w:r>
-        <w:rPr>
-          <w:rFonts w:eastAsia="Arial" w:cs="Arial" w:ascii="Arial" w:hAnsi="Arial"/>
-          <w:color w:val="auto"/>
-          <w:spacing w:val="0"/>
-          <w:w w:val="100"/>
-          <w:sz w:val="20"/>
-          <w:szCs w:val="20"/>
-          <w:lang w:val="ro-RO"/>
-        </w:rPr>
-        <w:t xml:space="preserve"> cadrul {{client</w:t>
+        <w:t>e}}, în calitate de {{fi</w:t>
+      </w:r>
+      <w:r>
+        <w:rPr>
+          <w:rFonts w:eastAsia="Arial" w:cs="Arial" w:ascii="Arial" w:hAnsi="Arial"/>
+          <w:color w:val="auto"/>
+          <w:spacing w:val="0"/>
+          <w:w w:val="100"/>
+          <w:sz w:val="20"/>
+          <w:szCs w:val="20"/>
+          <w:lang w:val="ro-RO"/>
+        </w:rPr>
+        <w:t>re.representati</w:t>
+      </w:r>
+      <w:r>
+        <w:rPr>
+          <w:rFonts w:eastAsia="Arial" w:cs="Arial" w:ascii="Arial" w:hAnsi="Arial"/>
+          <w:color w:val="auto"/>
+          <w:spacing w:val="0"/>
+          <w:w w:val="100"/>
+          <w:sz w:val="20"/>
+          <w:szCs w:val="20"/>
+          <w:lang w:val="ro-RO"/>
+        </w:rPr>
+        <w:t>veRoleRunOn}}</w:t>
+      </w:r>
+      <w:r>
+        <w:rPr>
+          <w:rFonts w:eastAsia="Arial" w:cs="Arial" w:ascii="Arial" w:hAnsi="Arial"/>
+          <w:color w:val="auto"/>
+          <w:spacing w:val="0"/>
+          <w:w w:val="100"/>
+          <w:sz w:val="20"/>
+          <w:szCs w:val="20"/>
+          <w:lang w:val="ro-RO"/>
+        </w:rPr>
+        <w:t xml:space="preserve"> în cadrul {{cli</w:t>
       </w:r>
       <w:r>
         <w:rPr>
@@ -209,19 +209,19 @@
           <w:szCs w:val="20"/>
           <w:lang w:val="ro-RO"/>
         </w:rPr>
-        <w:t>.legalName}}, în</w:t>
-      </w:r>
-      <w:r>
-        <w:rPr>
-          <w:rFonts w:eastAsia="Arial" w:cs="Arial" w:ascii="Arial" w:hAnsi="Arial"/>
-          <w:color w:val="auto"/>
-          <w:spacing w:val="0"/>
-          <w:w w:val="100"/>
-          <w:sz w:val="20"/>
-          <w:szCs w:val="20"/>
-          <w:lang w:val="ro-RO"/>
-        </w:rPr>
-        <w:t>cepând cu data de {{issueDate}},</w:t>
+        <w:t>ent.legalName}},</w:t>
+      </w:r>
+      <w:r>
+        <w:rPr>
+          <w:rFonts w:eastAsia="Arial" w:cs="Arial" w:ascii="Arial" w:hAnsi="Arial"/>
+          <w:color w:val="auto"/>
+          <w:spacing w:val="0"/>
+          <w:w w:val="100"/>
+          <w:sz w:val="20"/>
+          <w:szCs w:val="20"/>
+          <w:lang w:val="ro-RO"/>
+        </w:rPr>
+        <w:t xml:space="preserve"> începând cu data de {{issueDate}},</w:t>
       </w:r>
     </w:p>
     <w:p>
@@ -275,7 +275,7 @@
           <w:szCs w:val="20"/>
           <w:lang w:val="ro-RO"/>
         </w:rPr>
-        <w:t xml:space="preserve">Modul de reglementare a lucrărilor în timpul sezonului rece și în perioadele caniculare și secetoase și dispune următoarele măsuri speciale care să contracareze efectele negative ale acestora (în sfera PSI) </w:t>
+        <w:t xml:space="preserve">Modul de reglementare a lucrărilor în timpul sezonului rece și în perioadele caniculare și secetoase, precum și următoarele măsuri speciale care să contracareze efectele negative ale acestora (în sfera PSI) </w:t>
       </w:r>
       <w:r>
         <w:rPr>
@@ -434,7 +434,7 @@
           <w:szCs w:val="20"/>
           <w:lang w:val="ro-RO"/>
         </w:rPr>
-        <w:t>{{name}}, {{activity}};</w:t>
+        <w:t>{{name}} ({{activityRunOn}});</w:t>
       </w:r>
     </w:p>
     <w:p>
@@ -521,7 +521,7 @@
           <w:szCs w:val="20"/>
           <w:lang w:val="ro-RO"/>
         </w:rPr>
-        <w:t>Se va asigura protejarea față de efectul direct al razelor solare a tuturor buteliilor – recipiente (cu accent pe cele care conțin hidrogen) și a rezervoarelor care conțin vapori inflamabili sau gaze lichefiate sub presiune astfel:</w:t>
+        <w:t>Se va asigura protejarea față de efectul direct al razelor solare a tuturor buteliilor (cu accent pe cele care conțin hidrogen) și a rezervoarelor care conțin vapori inflamabili sau gaze lichefiate sub presiune, astfel:</w:t>
       </w:r>
     </w:p>
     <w:p>
@@ -549,7 +549,7 @@
           <w:szCs w:val="20"/>
           <w:lang w:val="ro-RO"/>
         </w:rPr>
-        <w:t>Răcire sau perdele de protecție cu apă rece la intervale de maximum 2 ore (timp de minimum 10 minute) în cazul temperaturilor atmosferice ce depășesc 40 °C.</w:t>
+        <w:t>răcire sau perdele de protecție cu apă rece la intervale de maximum 2 ore (timp de minimum 10 minute) în cazul temperaturilor atmosferice ce depășesc 40 °C;</w:t>
       </w:r>
     </w:p>
     <w:p>
@@ -577,7 +577,7 @@
           <w:szCs w:val="20"/>
           <w:lang w:val="ro-RO"/>
         </w:rPr>
-        <w:t>Depozitarea recipientelor – butelii la umbră (sub copertine, șoproane etc.).</w:t>
+        <w:t>depozitarea buteliilor la umbră (sub copertine, șoproane etc.).</w:t>
       </w:r>
     </w:p>
     <w:p>
@@ -635,43 +635,43 @@
           <w:szCs w:val="20"/>
           <w:lang w:val="ro-RO"/>
         </w:rPr>
-        <w:t>Se va verifica zilnic situația rezervelor de apă de incendiu și starea legăturilor telefonice (cu care există convenție de intervenție în caz de incendiu) de către {{</w:t>
-      </w:r>
-      <w:r>
-        <w:rPr>
-          <w:rFonts w:eastAsia="Arial" w:cs="Arial" w:ascii="Arial" w:hAnsi="Arial"/>
-          <w:color w:val="auto"/>
-          <w:spacing w:val="0"/>
-          <w:w w:val="100"/>
-          <w:sz w:val="20"/>
-          <w:szCs w:val="20"/>
-          <w:lang w:val="ro-RO"/>
-        </w:rPr>
-        <w:t xml:space="preserve">fire.coordinator.name}}, având funcția de </w:t>
-      </w:r>
-      <w:r>
-        <w:rPr>
-          <w:rFonts w:eastAsia="Arial" w:cs="Arial" w:ascii="Arial" w:hAnsi="Arial"/>
-          <w:color w:val="auto"/>
-          <w:spacing w:val="0"/>
-          <w:w w:val="100"/>
-          <w:sz w:val="20"/>
-          <w:szCs w:val="20"/>
-          <w:lang w:val="ro-RO"/>
-        </w:rPr>
-        <w:t>{{fire.coordinat</w:t>
-      </w:r>
-      <w:r>
-        <w:rPr>
-          <w:rFonts w:eastAsia="Arial" w:cs="Arial" w:ascii="Arial" w:hAnsi="Arial"/>
-          <w:color w:val="auto"/>
-          <w:spacing w:val="0"/>
-          <w:w w:val="100"/>
-          <w:sz w:val="20"/>
-          <w:szCs w:val="20"/>
-          <w:lang w:val="ro-RO"/>
-        </w:rPr>
-        <w:t>or.jobTitle}} în</w:t>
+        <w:t>Se va verifica zilnic situația rezervelor de apă de incendiu și starea legăturilor telefonice cu serviciile cu care există convenție de intervenție în caz de incendiu</w:t>
+      </w:r>
+      <w:r>
+        <w:rPr>
+          <w:rFonts w:eastAsia="Arial" w:cs="Arial" w:ascii="Arial" w:hAnsi="Arial"/>
+          <w:color w:val="auto"/>
+          <w:spacing w:val="0"/>
+          <w:w w:val="100"/>
+          <w:sz w:val="20"/>
+          <w:szCs w:val="20"/>
+          <w:lang w:val="ro-RO"/>
+        </w:rPr>
+        <w:t>, de către {{fire.coordinator.name}}, avân</w:t>
+      </w:r>
+      <w:r>
+        <w:rPr>
+          <w:rFonts w:eastAsia="Arial" w:cs="Arial" w:ascii="Arial" w:hAnsi="Arial"/>
+          <w:color w:val="auto"/>
+          <w:spacing w:val="0"/>
+          <w:w w:val="100"/>
+          <w:sz w:val="20"/>
+          <w:szCs w:val="20"/>
+          <w:lang w:val="ro-RO"/>
+        </w:rPr>
+        <w:t>d funcția de {{f</w:t>
+      </w:r>
+      <w:r>
+        <w:rPr>
+          <w:rFonts w:eastAsia="Arial" w:cs="Arial" w:ascii="Arial" w:hAnsi="Arial"/>
+          <w:color w:val="auto"/>
+          <w:spacing w:val="0"/>
+          <w:w w:val="100"/>
+          <w:sz w:val="20"/>
+          <w:szCs w:val="20"/>
+          <w:lang w:val="ro-RO"/>
+        </w:rPr>
+        <w:t>ire.coordinator.</w:t>
       </w:r>
       <w:r>
         <w:rPr>
@@ -684,19 +684,19 @@
           <w:szCs w:val="20"/>
           <w:lang w:val="ro-RO"/>
         </w:rPr>
-        <w:t xml:space="preserve"> cadrul {{client</w:t>
-      </w:r>
-      <w:r>
-        <w:rPr>
-          <w:rFonts w:eastAsia="Arial" w:cs="Arial" w:ascii="Arial" w:hAnsi="Arial"/>
-          <w:color w:val="auto"/>
-          <w:spacing w:val="0"/>
-          <w:w w:val="100"/>
-          <w:sz w:val="20"/>
-          <w:szCs w:val="20"/>
-          <w:lang w:val="ro-RO"/>
-        </w:rPr>
-        <w:t>.legalName}}.</w:t>
+        <w:t xml:space="preserve">jobTitleRunOn}} </w:t>
+      </w:r>
+      <w:r>
+        <w:rPr>
+          <w:rFonts w:eastAsia="Arial" w:cs="Arial" w:ascii="Arial" w:hAnsi="Arial"/>
+          <w:color w:val="auto"/>
+          <w:spacing w:val="0"/>
+          <w:w w:val="100"/>
+          <w:sz w:val="20"/>
+          <w:szCs w:val="20"/>
+          <w:lang w:val="ro-RO"/>
+        </w:rPr>
+        <w:t>în cadrul {{client.legalName}}.</w:t>
       </w:r>
     </w:p>
     <w:p>
@@ -738,67 +738,67 @@
           <w:szCs w:val="20"/>
           <w:lang w:val="ro-RO"/>
         </w:rPr>
-        <w:t>Premergător sezonului rece și în timpul sezonului rece, persoana responsabilă cu protejarea sistemelor de răcire cu apă recirculată este {{fire.coor</w:t>
-      </w:r>
-      <w:r>
-        <w:rPr>
-          <w:rFonts w:eastAsia="Arial" w:cs="Arial" w:ascii="Arial" w:hAnsi="Arial"/>
-          <w:color w:val="auto"/>
-          <w:spacing w:val="0"/>
-          <w:w w:val="100"/>
-          <w:sz w:val="20"/>
-          <w:szCs w:val="20"/>
-          <w:lang w:val="ro-RO"/>
-        </w:rPr>
-        <w:t>dina</w:t>
-      </w:r>
-      <w:r>
-        <w:rPr>
-          <w:rFonts w:eastAsia="Arial" w:cs="Arial" w:ascii="Arial" w:hAnsi="Arial"/>
-          <w:color w:val="auto"/>
-          <w:spacing w:val="0"/>
-          <w:w w:val="100"/>
-          <w:sz w:val="20"/>
-          <w:szCs w:val="20"/>
-          <w:lang w:val="ro-RO"/>
-        </w:rPr>
-        <w:t>tor.name}}, având fu</w:t>
-      </w:r>
-      <w:r>
-        <w:rPr>
-          <w:rFonts w:eastAsia="Arial" w:cs="Arial" w:ascii="Arial" w:hAnsi="Arial"/>
-          <w:color w:val="auto"/>
-          <w:spacing w:val="0"/>
-          <w:w w:val="100"/>
-          <w:sz w:val="20"/>
-          <w:szCs w:val="20"/>
-          <w:lang w:val="ro-RO"/>
-        </w:rPr>
-        <w:t>ncția de {{fire.co</w:t>
-      </w:r>
-      <w:r>
-        <w:rPr>
-          <w:rFonts w:eastAsia="Arial" w:cs="Arial" w:ascii="Arial" w:hAnsi="Arial"/>
-          <w:color w:val="auto"/>
-          <w:spacing w:val="0"/>
-          <w:w w:val="100"/>
-          <w:sz w:val="20"/>
-          <w:szCs w:val="20"/>
-          <w:lang w:val="ro-RO"/>
-        </w:rPr>
-        <w:t>ordinator.jobTit</w:t>
-      </w:r>
-      <w:r>
-        <w:rPr>
-          <w:rFonts w:eastAsia="Arial" w:cs="Arial" w:ascii="Arial" w:hAnsi="Arial"/>
-          <w:color w:val="auto"/>
-          <w:spacing w:val="0"/>
-          <w:w w:val="100"/>
-          <w:sz w:val="20"/>
-          <w:szCs w:val="20"/>
-          <w:lang w:val="ro-RO"/>
-        </w:rPr>
-        <w:t xml:space="preserve">le}} în cadrul </w:t>
+        <w:t>Înaintea sezonului rece și pe durata acestuia, persoana responsabilă cu protejarea sistemelor de răcire cu apă recirculată este {{fire.coordinator.n</w:t>
+      </w:r>
+      <w:r>
+        <w:rPr>
+          <w:rFonts w:eastAsia="Arial" w:cs="Arial" w:ascii="Arial" w:hAnsi="Arial"/>
+          <w:color w:val="auto"/>
+          <w:spacing w:val="0"/>
+          <w:w w:val="100"/>
+          <w:sz w:val="20"/>
+          <w:szCs w:val="20"/>
+          <w:lang w:val="ro-RO"/>
+        </w:rPr>
+        <w:t>ame}</w:t>
+      </w:r>
+      <w:r>
+        <w:rPr>
+          <w:rFonts w:eastAsia="Arial" w:cs="Arial" w:ascii="Arial" w:hAnsi="Arial"/>
+          <w:color w:val="auto"/>
+          <w:spacing w:val="0"/>
+          <w:w w:val="100"/>
+          <w:sz w:val="20"/>
+          <w:szCs w:val="20"/>
+          <w:lang w:val="ro-RO"/>
+        </w:rPr>
+        <w:t xml:space="preserve">}, având funcția de </w:t>
+      </w:r>
+      <w:r>
+        <w:rPr>
+          <w:rFonts w:eastAsia="Arial" w:cs="Arial" w:ascii="Arial" w:hAnsi="Arial"/>
+          <w:color w:val="auto"/>
+          <w:spacing w:val="0"/>
+          <w:w w:val="100"/>
+          <w:sz w:val="20"/>
+          <w:szCs w:val="20"/>
+          <w:lang w:val="ro-RO"/>
+        </w:rPr>
+        <w:t>{{fire.coordinator</w:t>
+      </w:r>
+      <w:r>
+        <w:rPr>
+          <w:rFonts w:eastAsia="Arial" w:cs="Arial" w:ascii="Arial" w:hAnsi="Arial"/>
+          <w:color w:val="auto"/>
+          <w:spacing w:val="0"/>
+          <w:w w:val="100"/>
+          <w:sz w:val="20"/>
+          <w:szCs w:val="20"/>
+          <w:lang w:val="ro-RO"/>
+        </w:rPr>
+        <w:t>.jobTitleRunOn}}</w:t>
+      </w:r>
+      <w:r>
+        <w:rPr>
+          <w:rFonts w:eastAsia="Arial" w:cs="Arial" w:ascii="Arial" w:hAnsi="Arial"/>
+          <w:color w:val="auto"/>
+          <w:spacing w:val="0"/>
+          <w:w w:val="100"/>
+          <w:sz w:val="20"/>
+          <w:szCs w:val="20"/>
+          <w:lang w:val="ro-RO"/>
+        </w:rPr>
+        <w:t xml:space="preserve"> în cadrul {{cl</w:t>
       </w:r>
       <w:r>
         <w:rPr>
@@ -811,19 +811,19 @@
           <w:szCs w:val="20"/>
           <w:lang w:val="ro-RO"/>
         </w:rPr>
-        <w:t>{{client.legalNa</w:t>
-      </w:r>
-      <w:r>
-        <w:rPr>
-          <w:rFonts w:eastAsia="Arial" w:cs="Arial" w:ascii="Arial" w:hAnsi="Arial"/>
-          <w:color w:val="auto"/>
-          <w:spacing w:val="0"/>
-          <w:w w:val="100"/>
-          <w:sz w:val="20"/>
-          <w:szCs w:val="20"/>
-          <w:lang w:val="ro-RO"/>
-        </w:rPr>
-        <w:t>me}}. Această persoană va lua măsurile necesare de golire a instalațiilor de apă în cazul opririi funcționării sistemelor de recirculare a apei.</w:t>
+        <w:t>ient.legalName}}</w:t>
+      </w:r>
+      <w:r>
+        <w:rPr>
+          <w:rFonts w:eastAsia="Arial" w:cs="Arial" w:ascii="Arial" w:hAnsi="Arial"/>
+          <w:color w:val="auto"/>
+          <w:spacing w:val="0"/>
+          <w:w w:val="100"/>
+          <w:sz w:val="20"/>
+          <w:szCs w:val="20"/>
+          <w:lang w:val="ro-RO"/>
+        </w:rPr>
+        <w:t>. Această persoană va lua măsurile necesare de golire a instalațiilor de apă în cazul opririi funcționării sistemelor de recirculare a apei.</w:t>
       </w:r>
     </w:p>
     <w:p>
@@ -907,7 +907,7 @@
           <w:szCs w:val="20"/>
           <w:lang w:val="ro-RO"/>
         </w:rPr>
-        <w:t xml:space="preserve"> Se interzice utilizarea focului deschis (sub orice formă) pentru dezghețul unor conducte ale diverselor instalații.</w:t>
+        <w:t xml:space="preserve"> Se interzice utilizarea focului deschis (sub orice formă) pentru dezghețarea unor conducte ale diverselor instalații.</w:t>
       </w:r>
     </w:p>
     <w:p>
@@ -985,7 +985,7 @@
           <w:szCs w:val="20"/>
           <w:lang w:val="ro-RO"/>
         </w:rPr>
-        <w:t>nator.jobTitle}}</w:t>
+        <w:t>nator.jobTitleRu</w:t>
       </w:r>
       <w:r>
         <w:rPr>
@@ -998,19 +998,19 @@
           <w:szCs w:val="20"/>
           <w:lang w:val="ro-RO"/>
         </w:rPr>
-        <w:t xml:space="preserve"> în cadrul {{cli</w:t>
-      </w:r>
-      <w:r>
-        <w:rPr>
-          <w:rFonts w:eastAsia="Arial" w:cs="Arial" w:ascii="Arial" w:hAnsi="Arial"/>
-          <w:color w:val="auto"/>
-          <w:spacing w:val="0"/>
-          <w:w w:val="100"/>
-          <w:sz w:val="20"/>
-          <w:szCs w:val="20"/>
-          <w:lang w:val="ro-RO"/>
-        </w:rPr>
-        <w:t>ent.legalName}}.</w:t>
+        <w:t xml:space="preserve">nOn}} în cadrul </w:t>
+      </w:r>
+      <w:r>
+        <w:rPr>
+          <w:rFonts w:eastAsia="Arial" w:cs="Arial" w:ascii="Arial" w:hAnsi="Arial"/>
+          <w:color w:val="auto"/>
+          <w:spacing w:val="0"/>
+          <w:w w:val="100"/>
+          <w:sz w:val="20"/>
+          <w:szCs w:val="20"/>
+          <w:lang w:val="ro-RO"/>
+        </w:rPr>
+        <w:t>{{client.legalName}}.</w:t>
       </w:r>
     </w:p>
     <w:p>
@@ -1052,67 +1052,67 @@
           <w:szCs w:val="20"/>
           <w:lang w:val="ro-RO"/>
         </w:rPr>
-        <w:t xml:space="preserve"> Pe timpul sezonului cu temperaturi foarte scăzute (de la –5 °C în jos) se vor lua măsuri de protejare la îngheț a mijloacelor inițiale de combatere a incendiilor (stingătoare portabile de incendiu cu spumă chimică sau apă pulverizată) și a gurilor hidranților exteriori de incendiu. Persoana responsabilă cu această activitate este</w:t>
-      </w:r>
-      <w:r>
-        <w:rPr>
-          <w:rFonts w:eastAsia="Arial" w:cs="Arial" w:ascii="Arial" w:hAnsi="Arial"/>
-          <w:color w:val="auto"/>
-          <w:spacing w:val="0"/>
-          <w:w w:val="100"/>
-          <w:sz w:val="20"/>
-          <w:szCs w:val="20"/>
-          <w:lang w:val="ro-RO"/>
-        </w:rPr>
-        <w:t xml:space="preserve"> {{f</w:t>
-      </w:r>
-      <w:r>
-        <w:rPr>
-          <w:rFonts w:eastAsia="Arial" w:cs="Arial" w:ascii="Arial" w:hAnsi="Arial"/>
-          <w:color w:val="auto"/>
-          <w:spacing w:val="0"/>
-          <w:w w:val="100"/>
-          <w:sz w:val="20"/>
-          <w:szCs w:val="20"/>
-          <w:lang w:val="ro-RO"/>
-        </w:rPr>
-        <w:t>ire.coordinator.name</w:t>
-      </w:r>
-      <w:r>
-        <w:rPr>
-          <w:rFonts w:eastAsia="Arial" w:cs="Arial" w:ascii="Arial" w:hAnsi="Arial"/>
-          <w:color w:val="auto"/>
-          <w:spacing w:val="0"/>
-          <w:w w:val="100"/>
-          <w:sz w:val="20"/>
-          <w:szCs w:val="20"/>
-          <w:lang w:val="ro-RO"/>
-        </w:rPr>
-        <w:t xml:space="preserve">}}, având funcția </w:t>
-      </w:r>
-      <w:r>
-        <w:rPr>
-          <w:rFonts w:eastAsia="Arial" w:cs="Arial" w:ascii="Arial" w:hAnsi="Arial"/>
-          <w:color w:val="auto"/>
-          <w:spacing w:val="0"/>
-          <w:w w:val="100"/>
-          <w:sz w:val="20"/>
-          <w:szCs w:val="20"/>
-          <w:lang w:val="ro-RO"/>
-        </w:rPr>
-        <w:t>de {{fire.coordi</w:t>
-      </w:r>
-      <w:r>
-        <w:rPr>
-          <w:rFonts w:eastAsia="Arial" w:cs="Arial" w:ascii="Arial" w:hAnsi="Arial"/>
-          <w:color w:val="auto"/>
-          <w:spacing w:val="0"/>
-          <w:w w:val="100"/>
-          <w:sz w:val="20"/>
-          <w:szCs w:val="20"/>
-          <w:lang w:val="ro-RO"/>
-        </w:rPr>
-        <w:t>nator.jobTitle}</w:t>
+        <w:t xml:space="preserve"> Pe timpul sezonului cu temperaturi foarte scăzute (de la −5 °C în jos), se vor lua măsuri de protejare la îngheț a mijloacelor inițiale de combatere a incendiilor (stingătoare portabile de incendiu cu spumă chimică sau apă pulverizată) și a gurilor hidranților exteriori de incendiu. Persoana responsabilă cu această activitate est</w:t>
+      </w:r>
+      <w:r>
+        <w:rPr>
+          <w:rFonts w:eastAsia="Arial" w:cs="Arial" w:ascii="Arial" w:hAnsi="Arial"/>
+          <w:color w:val="auto"/>
+          <w:spacing w:val="0"/>
+          <w:w w:val="100"/>
+          <w:sz w:val="20"/>
+          <w:szCs w:val="20"/>
+          <w:lang w:val="ro-RO"/>
+        </w:rPr>
+        <w:t>e {{</w:t>
+      </w:r>
+      <w:r>
+        <w:rPr>
+          <w:rFonts w:eastAsia="Arial" w:cs="Arial" w:ascii="Arial" w:hAnsi="Arial"/>
+          <w:color w:val="auto"/>
+          <w:spacing w:val="0"/>
+          <w:w w:val="100"/>
+          <w:sz w:val="20"/>
+          <w:szCs w:val="20"/>
+          <w:lang w:val="ro-RO"/>
+        </w:rPr>
+        <w:t>fire.coordinator.nam</w:t>
+      </w:r>
+      <w:r>
+        <w:rPr>
+          <w:rFonts w:eastAsia="Arial" w:cs="Arial" w:ascii="Arial" w:hAnsi="Arial"/>
+          <w:color w:val="auto"/>
+          <w:spacing w:val="0"/>
+          <w:w w:val="100"/>
+          <w:sz w:val="20"/>
+          <w:szCs w:val="20"/>
+          <w:lang w:val="ro-RO"/>
+        </w:rPr>
+        <w:t>e}}, având funcția</w:t>
+      </w:r>
+      <w:r>
+        <w:rPr>
+          <w:rFonts w:eastAsia="Arial" w:cs="Arial" w:ascii="Arial" w:hAnsi="Arial"/>
+          <w:color w:val="auto"/>
+          <w:spacing w:val="0"/>
+          <w:w w:val="100"/>
+          <w:sz w:val="20"/>
+          <w:szCs w:val="20"/>
+          <w:lang w:val="ro-RO"/>
+        </w:rPr>
+        <w:t xml:space="preserve"> de {{fire.coord</w:t>
+      </w:r>
+      <w:r>
+        <w:rPr>
+          <w:rFonts w:eastAsia="Arial" w:cs="Arial" w:ascii="Arial" w:hAnsi="Arial"/>
+          <w:color w:val="auto"/>
+          <w:spacing w:val="0"/>
+          <w:w w:val="100"/>
+          <w:sz w:val="20"/>
+          <w:szCs w:val="20"/>
+          <w:lang w:val="ro-RO"/>
+        </w:rPr>
+        <w:t>inator.jobTitle</w:t>
       </w:r>
       <w:r>
         <w:rPr>
@@ -1125,19 +1125,19 @@
           <w:szCs w:val="20"/>
           <w:lang w:val="ro-RO"/>
         </w:rPr>
-        <w:t>} în cadrul {{cl</w:t>
-      </w:r>
-      <w:r>
-        <w:rPr>
-          <w:rFonts w:eastAsia="Arial" w:cs="Arial" w:ascii="Arial" w:hAnsi="Arial"/>
-          <w:color w:val="auto"/>
-          <w:spacing w:val="0"/>
-          <w:w w:val="100"/>
-          <w:sz w:val="20"/>
-          <w:szCs w:val="20"/>
-          <w:lang w:val="ro-RO"/>
-        </w:rPr>
-        <w:t>ient.legalName}}.</w:t>
+        <w:t>RunOn}} în cadru</w:t>
+      </w:r>
+      <w:r>
+        <w:rPr>
+          <w:rFonts w:eastAsia="Arial" w:cs="Arial" w:ascii="Arial" w:hAnsi="Arial"/>
+          <w:color w:val="auto"/>
+          <w:spacing w:val="0"/>
+          <w:w w:val="100"/>
+          <w:sz w:val="20"/>
+          <w:szCs w:val="20"/>
+          <w:lang w:val="ro-RO"/>
+        </w:rPr>
+        <w:t>l {{client.legalName}}.</w:t>
       </w:r>
     </w:p>
     <w:p>
@@ -1259,7 +1259,7 @@
           <w:szCs w:val="20"/>
           <w:lang w:val="ro-RO"/>
         </w:rPr>
-        <w:t>PROCES VERBAL DE LUARE LA CUNOȘTINȚĂ</w:t>
+        <w:t>PROCES-VERBAL DE LUARE DE CUNOȘTINȚĂ</w:t>
       </w:r>
     </w:p>
     <w:p>
@@ -1337,19 +1337,19 @@
           <w:szCs w:val="20"/>
           <w:lang w:val="ro-RO"/>
         </w:rPr>
-        <w:t>, nr. {{fire.dec</w:t>
-      </w:r>
-      <w:r>
-        <w:rPr>
-          <w:rFonts w:eastAsia="Arial" w:cs="Arial" w:ascii="Arial" w:hAnsi="Arial"/>
-          <w:color w:val="auto"/>
-          <w:spacing w:val="0"/>
-          <w:w w:val="100"/>
-          <w:sz w:val="20"/>
-          <w:szCs w:val="20"/>
-          <w:lang w:val="ro-RO"/>
-        </w:rPr>
-        <w:t>isionNumbers.seasons}} din {{issueDate}}.</w:t>
+        <w:t xml:space="preserve"> nr. {{fire.deci</w:t>
+      </w:r>
+      <w:r>
+        <w:rPr>
+          <w:rFonts w:eastAsia="Arial" w:cs="Arial" w:ascii="Arial" w:hAnsi="Arial"/>
+          <w:color w:val="auto"/>
+          <w:spacing w:val="0"/>
+          <w:w w:val="100"/>
+          <w:sz w:val="20"/>
+          <w:szCs w:val="20"/>
+          <w:lang w:val="ro-RO"/>
+        </w:rPr>
+        <w:t>sionNumbers.seasons}} din {{issueDate}}.</w:t>
       </w:r>
     </w:p>
     <w:tbl>
@@ -1412,7 +1412,7 @@
                 <w:szCs w:val="20"/>
                 <w:lang w:val="ro-RO"/>
               </w:rPr>
-              <w:t>Nr. Crt.</w:t>
+              <w:t>Nr. crt.</w:t>
             </w:r>
           </w:p>
         </w:tc>
